--- a/Laboratory/View laboratory results.docx
+++ b/Laboratory/View laboratory results.docx
@@ -25,13 +25,23 @@
                 <w:szCs w:val="28"/>
               </w:rPr>
             </w:pPr>
-            <w:r>
-              <w:rPr>
-                <w:rFonts w:ascii="Times New Roman" w:hAnsi="Times New Roman" w:cs="Times New Roman"/>
-                <w:sz w:val="28"/>
-                <w:szCs w:val="28"/>
-              </w:rPr>
-              <w:t>Uc Name</w:t>
+            <w:proofErr w:type="spellStart"/>
+            <w:r>
+              <w:rPr>
+                <w:rFonts w:ascii="Times New Roman" w:hAnsi="Times New Roman" w:cs="Times New Roman"/>
+                <w:sz w:val="28"/>
+                <w:szCs w:val="28"/>
+              </w:rPr>
+              <w:t>Uc</w:t>
+            </w:r>
+            <w:proofErr w:type="spellEnd"/>
+            <w:r>
+              <w:rPr>
+                <w:rFonts w:ascii="Times New Roman" w:hAnsi="Times New Roman" w:cs="Times New Roman"/>
+                <w:sz w:val="28"/>
+                <w:szCs w:val="28"/>
+              </w:rPr>
+              <w:t xml:space="preserve"> Name</w:t>
             </w:r>
           </w:p>
         </w:tc>
@@ -201,6 +211,14 @@
               </w:rPr>
               <w:br/>
               <w:t>Secondary Actor: Nurse</w:t>
+            </w:r>
+            <w:r>
+              <w:rPr>
+                <w:rFonts w:ascii="Times New Roman" w:hAnsi="Times New Roman" w:cs="Times New Roman"/>
+                <w:sz w:val="28"/>
+                <w:szCs w:val="28"/>
+              </w:rPr>
+              <w:t>, Patient</w:t>
             </w:r>
           </w:p>
         </w:tc>
